--- a/03-assurance-and-audit/AI_Auditing_and_Assurance/publication/Manual_05_AI_Auditing_and_Assurance_EN.docx
+++ b/03-assurance-and-audit/AI_Auditing_and_Assurance/publication/Manual_05_AI_Auditing_and_Assurance_EN.docx
@@ -41,7 +41,7 @@
           <w:sz w:val="17"/>
           <w:lang w:val="en-US"/>
         </w:rPr>
-        <w:t>Controlled source revision: 647eab3dda4bce3acadc9cd5a0874b354b360935 | Language: en | controlled assurance baseline and source watch retained.</w:t>
+        <w:t>Controlled source revision: d42b12447646993c54caade2b399efd4fb37f8d9 | Language: en | controlled assurance baseline and source watch retained.</w:t>
       </w:r>
     </w:p>
     <w:p>
